--- a/phieuHocTap/phieuSo1.docx
+++ b/phieuHocTap/phieuSo1.docx
@@ -3900,31 +3900,142 @@
       <w:pPr>
         <w:spacing w:after="210" w:line="360" w:lineRule="auto"/>
         <w:rPr>
-          <w:rFonts w:hint="default" w:ascii="Times New Roman" w:hAnsi="Times New Roman" w:cs="Times New Roman"/>
-        </w:rPr>
-      </w:pPr>
-      <w:r>
-        <w:rPr>
           <w:rFonts w:hint="default" w:ascii="Times New Roman" w:hAnsi="Times New Roman" w:eastAsia="inter" w:cs="Times New Roman"/>
           <w:i/>
           <w:color w:val="000000"/>
         </w:rPr>
+      </w:pPr>
+      <w:r>
+        <w:rPr>
+          <w:rFonts w:hint="default" w:ascii="Times New Roman" w:hAnsi="Times New Roman" w:eastAsia="inter" w:cs="Times New Roman"/>
+          <w:i/>
+          <w:color w:val="000000"/>
+        </w:rPr>
         <w:t>(Dán ảnh 1: Giao diện bình thường)</w:t>
       </w:r>
-      <w:r>
-        <w:rPr>
-          <w:rFonts w:hint="default" w:ascii="Times New Roman" w:hAnsi="Times New Roman" w:eastAsia="inter" w:cs="Times New Roman"/>
-          <w:color w:val="000000"/>
-        </w:rPr>
-        <w:br w:type="textWrapping"/>
-      </w:r>
-      <w:r>
+    </w:p>
+    <w:p>
+      <w:pPr>
+        <w:spacing w:after="210" w:line="360" w:lineRule="auto"/>
         <w:rPr>
           <w:rFonts w:hint="default" w:ascii="Times New Roman" w:hAnsi="Times New Roman" w:eastAsia="inter" w:cs="Times New Roman"/>
           <w:i/>
           <w:color w:val="000000"/>
         </w:rPr>
+      </w:pPr>
+      <w:r>
+        <w:rPr>
+          <w:rFonts w:hint="default" w:ascii="Times New Roman" w:hAnsi="Times New Roman" w:eastAsia="inter" w:cs="Times New Roman"/>
+          <w:color w:val="000000"/>
+        </w:rPr>
+        <w:drawing>
+          <wp:inline distT="0" distB="0" distL="114300" distR="114300">
+            <wp:extent cx="6035040" cy="3394710"/>
+            <wp:effectExtent l="0" t="0" r="0" b="3810"/>
+            <wp:docPr id="1" name="Picture 1" descr="Screenshot 2026-03-04 150911"/>
+            <wp:cNvGraphicFramePr>
+              <a:graphicFrameLocks xmlns:a="http://schemas.openxmlformats.org/drawingml/2006/main" noChangeAspect="1"/>
+            </wp:cNvGraphicFramePr>
+            <a:graphic xmlns:a="http://schemas.openxmlformats.org/drawingml/2006/main">
+              <a:graphicData uri="http://schemas.openxmlformats.org/drawingml/2006/picture">
+                <pic:pic xmlns:pic="http://schemas.openxmlformats.org/drawingml/2006/picture">
+                  <pic:nvPicPr>
+                    <pic:cNvPr id="1" name="Picture 1" descr="Screenshot 2026-03-04 150911"/>
+                    <pic:cNvPicPr>
+                      <a:picLocks noChangeAspect="1"/>
+                    </pic:cNvPicPr>
+                  </pic:nvPicPr>
+                  <pic:blipFill>
+                    <a:blip r:embed="rId6"/>
+                    <a:stretch>
+                      <a:fillRect/>
+                    </a:stretch>
+                  </pic:blipFill>
+                  <pic:spPr>
+                    <a:xfrm>
+                      <a:off x="0" y="0"/>
+                      <a:ext cx="6035040" cy="3394710"/>
+                    </a:xfrm>
+                    <a:prstGeom prst="rect">
+                      <a:avLst/>
+                    </a:prstGeom>
+                  </pic:spPr>
+                </pic:pic>
+              </a:graphicData>
+            </a:graphic>
+          </wp:inline>
+        </w:drawing>
+      </w:r>
+      <w:r>
+        <w:rPr>
+          <w:rFonts w:hint="default" w:ascii="Times New Roman" w:hAnsi="Times New Roman" w:eastAsia="inter" w:cs="Times New Roman"/>
+          <w:color w:val="000000"/>
+        </w:rPr>
+        <w:br w:type="textWrapping"/>
+      </w:r>
+      <w:r>
+        <w:rPr>
+          <w:rFonts w:hint="default" w:ascii="Times New Roman" w:hAnsi="Times New Roman" w:eastAsia="inter" w:cs="Times New Roman"/>
+          <w:i/>
+          <w:color w:val="000000"/>
+        </w:rPr>
         <w:t>(Dán ảnh 2: Khi hover vào link)</w:t>
+      </w:r>
+    </w:p>
+    <w:p>
+      <w:pPr>
+        <w:spacing w:after="210" w:line="360" w:lineRule="auto"/>
+        <w:rPr>
+          <w:rFonts w:hint="default" w:ascii="Times New Roman" w:hAnsi="Times New Roman" w:eastAsia="inter" w:cs="Times New Roman"/>
+          <w:i/>
+          <w:color w:val="000000"/>
+          <w:lang w:val="en-US"/>
+        </w:rPr>
+      </w:pPr>
+      <w:r>
+        <w:rPr>
+          <w:rFonts w:hint="default" w:ascii="Times New Roman" w:hAnsi="Times New Roman" w:eastAsia="inter" w:cs="Times New Roman"/>
+          <w:i/>
+          <w:color w:val="000000"/>
+          <w:lang w:val="en-US"/>
+        </w:rPr>
+        <w:drawing>
+          <wp:inline distT="0" distB="0" distL="114300" distR="114300">
+            <wp:extent cx="6035040" cy="3394710"/>
+            <wp:effectExtent l="0" t="0" r="0" b="3810"/>
+            <wp:docPr id="2" name="Picture 2" descr="Screenshot 2026-03-04 150925"/>
+            <wp:cNvGraphicFramePr>
+              <a:graphicFrameLocks xmlns:a="http://schemas.openxmlformats.org/drawingml/2006/main" noChangeAspect="1"/>
+            </wp:cNvGraphicFramePr>
+            <a:graphic xmlns:a="http://schemas.openxmlformats.org/drawingml/2006/main">
+              <a:graphicData uri="http://schemas.openxmlformats.org/drawingml/2006/picture">
+                <pic:pic xmlns:pic="http://schemas.openxmlformats.org/drawingml/2006/picture">
+                  <pic:nvPicPr>
+                    <pic:cNvPr id="2" name="Picture 2" descr="Screenshot 2026-03-04 150925"/>
+                    <pic:cNvPicPr>
+                      <a:picLocks noChangeAspect="1"/>
+                    </pic:cNvPicPr>
+                  </pic:nvPicPr>
+                  <pic:blipFill>
+                    <a:blip r:embed="rId7"/>
+                    <a:stretch>
+                      <a:fillRect/>
+                    </a:stretch>
+                  </pic:blipFill>
+                  <pic:spPr>
+                    <a:xfrm>
+                      <a:off x="0" y="0"/>
+                      <a:ext cx="6035040" cy="3394710"/>
+                    </a:xfrm>
+                    <a:prstGeom prst="rect">
+                      <a:avLst/>
+                    </a:prstGeom>
+                  </pic:spPr>
+                </pic:pic>
+              </a:graphicData>
+            </a:graphic>
+          </wp:inline>
+        </w:drawing>
       </w:r>
     </w:p>
     <w:p>
@@ -6309,20 +6420,78 @@
       <w:pPr>
         <w:spacing w:after="210" w:line="360" w:lineRule="auto"/>
         <w:rPr>
-          <w:rFonts w:hint="default" w:ascii="Times New Roman" w:hAnsi="Times New Roman" w:cs="Times New Roman"/>
-        </w:rPr>
-      </w:pPr>
-      <w:r>
-        <w:rPr>
           <w:rFonts w:hint="default" w:ascii="Times New Roman" w:hAnsi="Times New Roman" w:eastAsia="inter" w:cs="Times New Roman"/>
           <w:i/>
           <w:color w:val="000000"/>
         </w:rPr>
+      </w:pPr>
+      <w:r>
+        <w:rPr>
+          <w:rFonts w:hint="default" w:ascii="Times New Roman" w:hAnsi="Times New Roman" w:eastAsia="inter" w:cs="Times New Roman"/>
+          <w:i/>
+          <w:color w:val="000000"/>
+        </w:rPr>
         <w:t>(Dán ảnh: Giao diện 3 card)</w:t>
       </w:r>
     </w:p>
     <w:p>
       <w:pPr>
+        <w:spacing w:after="210" w:line="360" w:lineRule="auto"/>
+        <w:rPr>
+          <w:rFonts w:hint="default" w:ascii="Times New Roman" w:hAnsi="Times New Roman" w:eastAsia="inter" w:cs="Times New Roman"/>
+          <w:i/>
+          <w:color w:val="000000"/>
+          <w:lang w:val="en-US"/>
+        </w:rPr>
+      </w:pPr>
+      <w:r>
+        <w:rPr>
+          <w:rFonts w:hint="default" w:ascii="Times New Roman" w:hAnsi="Times New Roman" w:eastAsia="inter" w:cs="Times New Roman"/>
+          <w:i/>
+          <w:color w:val="000000"/>
+          <w:lang w:val="en-US"/>
+        </w:rPr>
+        <w:drawing>
+          <wp:inline distT="0" distB="0" distL="114300" distR="114300">
+            <wp:extent cx="6035040" cy="3394710"/>
+            <wp:effectExtent l="0" t="0" r="0" b="3810"/>
+            <wp:docPr id="4" name="Picture 4" descr="Screenshot 2026-03-04 151333"/>
+            <wp:cNvGraphicFramePr>
+              <a:graphicFrameLocks xmlns:a="http://schemas.openxmlformats.org/drawingml/2006/main" noChangeAspect="1"/>
+            </wp:cNvGraphicFramePr>
+            <a:graphic xmlns:a="http://schemas.openxmlformats.org/drawingml/2006/main">
+              <a:graphicData uri="http://schemas.openxmlformats.org/drawingml/2006/picture">
+                <pic:pic xmlns:pic="http://schemas.openxmlformats.org/drawingml/2006/picture">
+                  <pic:nvPicPr>
+                    <pic:cNvPr id="4" name="Picture 4" descr="Screenshot 2026-03-04 151333"/>
+                    <pic:cNvPicPr>
+                      <a:picLocks noChangeAspect="1"/>
+                    </pic:cNvPicPr>
+                  </pic:nvPicPr>
+                  <pic:blipFill>
+                    <a:blip r:embed="rId8"/>
+                    <a:stretch>
+                      <a:fillRect/>
+                    </a:stretch>
+                  </pic:blipFill>
+                  <pic:spPr>
+                    <a:xfrm>
+                      <a:off x="0" y="0"/>
+                      <a:ext cx="6035040" cy="3394710"/>
+                    </a:xfrm>
+                    <a:prstGeom prst="rect">
+                      <a:avLst/>
+                    </a:prstGeom>
+                  </pic:spPr>
+                </pic:pic>
+              </a:graphicData>
+            </a:graphic>
+          </wp:inline>
+        </w:drawing>
+      </w:r>
+    </w:p>
+    <w:p>
+      <w:pPr>
         <w:rPr>
           <w:rFonts w:hint="default" w:ascii="Times New Roman" w:hAnsi="Times New Roman" w:cs="Times New Roman"/>
         </w:rPr>
@@ -6336,16 +6505,7 @@
     </w:p>
     <w:p>
       <w:pPr>
-        <w:spacing w:before="210" w:after="0" w:line="360" w:lineRule="auto"/>
-        <w:rPr>
-          <w:rFonts w:hint="default" w:ascii="Times New Roman" w:hAnsi="Times New Roman" w:cs="Times New Roman"/>
-        </w:rPr>
-      </w:pPr>
-    </w:p>
-    <w:p>
-      <w:pPr>
         <w:spacing w:before="315" w:after="105" w:line="360" w:lineRule="auto"/>
-        <w:ind w:left="-30"/>
         <w:rPr>
           <w:rFonts w:hint="default" w:ascii="Times New Roman" w:hAnsi="Times New Roman" w:cs="Times New Roman"/>
         </w:rPr>
@@ -7412,8 +7572,6 @@
           <w:rFonts w:hint="default" w:ascii="Times New Roman" w:hAnsi="Times New Roman" w:cs="Times New Roman"/>
         </w:rPr>
       </w:pPr>
-      <w:bookmarkStart w:id="56" w:name="_GoBack"/>
-      <w:bookmarkEnd w:id="56"/>
       <w:r>
         <w:rPr>
           <w:rFonts w:hint="default" w:ascii="Times New Roman" w:hAnsi="Times New Roman" w:eastAsia="inter" w:cs="Times New Roman"/>
@@ -8625,31 +8783,142 @@
       <w:pPr>
         <w:spacing w:after="210" w:line="360" w:lineRule="auto"/>
         <w:rPr>
-          <w:rFonts w:hint="default" w:ascii="Times New Roman" w:hAnsi="Times New Roman" w:cs="Times New Roman"/>
-        </w:rPr>
-      </w:pPr>
-      <w:r>
-        <w:rPr>
           <w:rFonts w:hint="default" w:ascii="Times New Roman" w:hAnsi="Times New Roman" w:eastAsia="inter" w:cs="Times New Roman"/>
           <w:i/>
           <w:color w:val="000000"/>
         </w:rPr>
+      </w:pPr>
+      <w:r>
+        <w:rPr>
+          <w:rFonts w:hint="default" w:ascii="Times New Roman" w:hAnsi="Times New Roman" w:eastAsia="inter" w:cs="Times New Roman"/>
+          <w:i/>
+          <w:color w:val="000000"/>
+        </w:rPr>
         <w:t>(Dán ảnh 1: Desktop view - 3 card ngang)</w:t>
       </w:r>
-      <w:r>
-        <w:rPr>
-          <w:rFonts w:hint="default" w:ascii="Times New Roman" w:hAnsi="Times New Roman" w:eastAsia="inter" w:cs="Times New Roman"/>
-          <w:color w:val="000000"/>
-        </w:rPr>
-        <w:br w:type="textWrapping"/>
-      </w:r>
-      <w:r>
+    </w:p>
+    <w:p>
+      <w:pPr>
+        <w:spacing w:after="210" w:line="360" w:lineRule="auto"/>
         <w:rPr>
           <w:rFonts w:hint="default" w:ascii="Times New Roman" w:hAnsi="Times New Roman" w:eastAsia="inter" w:cs="Times New Roman"/>
           <w:i/>
           <w:color w:val="000000"/>
         </w:rPr>
+      </w:pPr>
+      <w:r>
+        <w:rPr>
+          <w:rFonts w:hint="default" w:ascii="Times New Roman" w:hAnsi="Times New Roman" w:eastAsia="inter" w:cs="Times New Roman"/>
+          <w:color w:val="000000"/>
+        </w:rPr>
+        <w:drawing>
+          <wp:inline distT="0" distB="0" distL="114300" distR="114300">
+            <wp:extent cx="6035040" cy="3394710"/>
+            <wp:effectExtent l="0" t="0" r="0" b="3810"/>
+            <wp:docPr id="6" name="Picture 6" descr="Screenshot 2026-03-04 151557"/>
+            <wp:cNvGraphicFramePr>
+              <a:graphicFrameLocks xmlns:a="http://schemas.openxmlformats.org/drawingml/2006/main" noChangeAspect="1"/>
+            </wp:cNvGraphicFramePr>
+            <a:graphic xmlns:a="http://schemas.openxmlformats.org/drawingml/2006/main">
+              <a:graphicData uri="http://schemas.openxmlformats.org/drawingml/2006/picture">
+                <pic:pic xmlns:pic="http://schemas.openxmlformats.org/drawingml/2006/picture">
+                  <pic:nvPicPr>
+                    <pic:cNvPr id="6" name="Picture 6" descr="Screenshot 2026-03-04 151557"/>
+                    <pic:cNvPicPr>
+                      <a:picLocks noChangeAspect="1"/>
+                    </pic:cNvPicPr>
+                  </pic:nvPicPr>
+                  <pic:blipFill>
+                    <a:blip r:embed="rId9"/>
+                    <a:stretch>
+                      <a:fillRect/>
+                    </a:stretch>
+                  </pic:blipFill>
+                  <pic:spPr>
+                    <a:xfrm>
+                      <a:off x="0" y="0"/>
+                      <a:ext cx="6035040" cy="3394710"/>
+                    </a:xfrm>
+                    <a:prstGeom prst="rect">
+                      <a:avLst/>
+                    </a:prstGeom>
+                  </pic:spPr>
+                </pic:pic>
+              </a:graphicData>
+            </a:graphic>
+          </wp:inline>
+        </w:drawing>
+      </w:r>
+      <w:r>
+        <w:rPr>
+          <w:rFonts w:hint="default" w:ascii="Times New Roman" w:hAnsi="Times New Roman" w:eastAsia="inter" w:cs="Times New Roman"/>
+          <w:color w:val="000000"/>
+        </w:rPr>
+        <w:br w:type="textWrapping"/>
+      </w:r>
+      <w:r>
+        <w:rPr>
+          <w:rFonts w:hint="default" w:ascii="Times New Roman" w:hAnsi="Times New Roman" w:eastAsia="inter" w:cs="Times New Roman"/>
+          <w:i/>
+          <w:color w:val="000000"/>
+        </w:rPr>
         <w:t>(Dán ảnh 2: Mobile view - card xếp dọc)</w:t>
+      </w:r>
+    </w:p>
+    <w:p>
+      <w:pPr>
+        <w:spacing w:after="210" w:line="360" w:lineRule="auto"/>
+        <w:rPr>
+          <w:rFonts w:hint="default" w:ascii="Times New Roman" w:hAnsi="Times New Roman" w:eastAsia="inter" w:cs="Times New Roman"/>
+          <w:i/>
+          <w:color w:val="000000"/>
+          <w:lang w:val="en-US"/>
+        </w:rPr>
+      </w:pPr>
+      <w:r>
+        <w:rPr>
+          <w:rFonts w:hint="default" w:ascii="Times New Roman" w:hAnsi="Times New Roman" w:eastAsia="inter" w:cs="Times New Roman"/>
+          <w:i/>
+          <w:color w:val="000000"/>
+          <w:lang w:val="en-US"/>
+        </w:rPr>
+        <w:drawing>
+          <wp:inline distT="0" distB="0" distL="114300" distR="114300">
+            <wp:extent cx="6035040" cy="3394710"/>
+            <wp:effectExtent l="0" t="0" r="0" b="3810"/>
+            <wp:docPr id="7" name="Picture 7" descr="Screenshot 2026-03-04 151752"/>
+            <wp:cNvGraphicFramePr>
+              <a:graphicFrameLocks xmlns:a="http://schemas.openxmlformats.org/drawingml/2006/main" noChangeAspect="1"/>
+            </wp:cNvGraphicFramePr>
+            <a:graphic xmlns:a="http://schemas.openxmlformats.org/drawingml/2006/main">
+              <a:graphicData uri="http://schemas.openxmlformats.org/drawingml/2006/picture">
+                <pic:pic xmlns:pic="http://schemas.openxmlformats.org/drawingml/2006/picture">
+                  <pic:nvPicPr>
+                    <pic:cNvPr id="7" name="Picture 7" descr="Screenshot 2026-03-04 151752"/>
+                    <pic:cNvPicPr>
+                      <a:picLocks noChangeAspect="1"/>
+                    </pic:cNvPicPr>
+                  </pic:nvPicPr>
+                  <pic:blipFill>
+                    <a:blip r:embed="rId10"/>
+                    <a:stretch>
+                      <a:fillRect/>
+                    </a:stretch>
+                  </pic:blipFill>
+                  <pic:spPr>
+                    <a:xfrm>
+                      <a:off x="0" y="0"/>
+                      <a:ext cx="6035040" cy="3394710"/>
+                    </a:xfrm>
+                    <a:prstGeom prst="rect">
+                      <a:avLst/>
+                    </a:prstGeom>
+                  </pic:spPr>
+                </pic:pic>
+              </a:graphicData>
+            </a:graphic>
+          </wp:inline>
+        </w:drawing>
       </w:r>
     </w:p>
     <w:p>
@@ -9723,31 +9992,151 @@
       <w:pPr>
         <w:spacing w:after="210" w:line="360" w:lineRule="auto"/>
         <w:rPr>
-          <w:rFonts w:hint="default" w:ascii="Times New Roman" w:hAnsi="Times New Roman" w:cs="Times New Roman"/>
-        </w:rPr>
-      </w:pPr>
-      <w:r>
-        <w:rPr>
           <w:rFonts w:hint="default" w:ascii="Times New Roman" w:hAnsi="Times New Roman" w:eastAsia="inter" w:cs="Times New Roman"/>
           <w:i/>
           <w:color w:val="000000"/>
         </w:rPr>
+      </w:pPr>
+      <w:r>
+        <w:rPr>
+          <w:rFonts w:hint="default" w:ascii="Times New Roman" w:hAnsi="Times New Roman" w:eastAsia="inter" w:cs="Times New Roman"/>
+          <w:i/>
+          <w:color w:val="000000"/>
+        </w:rPr>
         <w:t>(Dán ảnh 1: Desktop - 3 cột)</w:t>
       </w:r>
-      <w:r>
-        <w:rPr>
-          <w:rFonts w:hint="default" w:ascii="Times New Roman" w:hAnsi="Times New Roman" w:eastAsia="inter" w:cs="Times New Roman"/>
-          <w:color w:val="000000"/>
-        </w:rPr>
-        <w:br w:type="textWrapping"/>
-      </w:r>
-      <w:r>
+    </w:p>
+    <w:p>
+      <w:pPr>
+        <w:spacing w:after="210" w:line="360" w:lineRule="auto"/>
+        <w:rPr>
+          <w:rFonts w:hint="default" w:ascii="Times New Roman" w:hAnsi="Times New Roman" w:eastAsia="inter" w:cs="Times New Roman"/>
+          <w:color w:val="000000"/>
+        </w:rPr>
+      </w:pPr>
+      <w:r>
+        <w:rPr>
+          <w:rFonts w:hint="default" w:ascii="Times New Roman" w:hAnsi="Times New Roman" w:eastAsia="inter" w:cs="Times New Roman"/>
+          <w:color w:val="000000"/>
+        </w:rPr>
+        <w:drawing>
+          <wp:inline distT="0" distB="0" distL="114300" distR="114300">
+            <wp:extent cx="6035040" cy="3394710"/>
+            <wp:effectExtent l="0" t="0" r="0" b="3810"/>
+            <wp:docPr id="8" name="Picture 8" descr="Screenshot 2026-03-04 153215"/>
+            <wp:cNvGraphicFramePr>
+              <a:graphicFrameLocks xmlns:a="http://schemas.openxmlformats.org/drawingml/2006/main" noChangeAspect="1"/>
+            </wp:cNvGraphicFramePr>
+            <a:graphic xmlns:a="http://schemas.openxmlformats.org/drawingml/2006/main">
+              <a:graphicData uri="http://schemas.openxmlformats.org/drawingml/2006/picture">
+                <pic:pic xmlns:pic="http://schemas.openxmlformats.org/drawingml/2006/picture">
+                  <pic:nvPicPr>
+                    <pic:cNvPr id="8" name="Picture 8" descr="Screenshot 2026-03-04 153215"/>
+                    <pic:cNvPicPr>
+                      <a:picLocks noChangeAspect="1"/>
+                    </pic:cNvPicPr>
+                  </pic:nvPicPr>
+                  <pic:blipFill>
+                    <a:blip r:embed="rId11"/>
+                    <a:stretch>
+                      <a:fillRect/>
+                    </a:stretch>
+                  </pic:blipFill>
+                  <pic:spPr>
+                    <a:xfrm>
+                      <a:off x="0" y="0"/>
+                      <a:ext cx="6035040" cy="3394710"/>
+                    </a:xfrm>
+                    <a:prstGeom prst="rect">
+                      <a:avLst/>
+                    </a:prstGeom>
+                  </pic:spPr>
+                </pic:pic>
+              </a:graphicData>
+            </a:graphic>
+          </wp:inline>
+        </w:drawing>
+      </w:r>
+      <w:r>
+        <w:rPr>
+          <w:rFonts w:hint="default" w:ascii="Times New Roman" w:hAnsi="Times New Roman" w:eastAsia="inter" w:cs="Times New Roman"/>
+          <w:color w:val="000000"/>
+        </w:rPr>
+        <w:br w:type="textWrapping"/>
+      </w:r>
+    </w:p>
+    <w:p>
+      <w:pPr>
+        <w:spacing w:after="210" w:line="360" w:lineRule="auto"/>
         <w:rPr>
           <w:rFonts w:hint="default" w:ascii="Times New Roman" w:hAnsi="Times New Roman" w:eastAsia="inter" w:cs="Times New Roman"/>
           <w:i/>
           <w:color w:val="000000"/>
         </w:rPr>
+      </w:pPr>
+      <w:r>
+        <w:rPr>
+          <w:rFonts w:hint="default" w:ascii="Times New Roman" w:hAnsi="Times New Roman" w:eastAsia="inter" w:cs="Times New Roman"/>
+          <w:i/>
+          <w:color w:val="000000"/>
+        </w:rPr>
         <w:t>(Dán ảnh 2: Mobile - 1 cột)</w:t>
+      </w:r>
+    </w:p>
+    <w:p>
+      <w:pPr>
+        <w:spacing w:after="210" w:line="360" w:lineRule="auto"/>
+        <w:rPr>
+          <w:rFonts w:hint="default" w:ascii="Times New Roman" w:hAnsi="Times New Roman" w:eastAsia="inter" w:cs="Times New Roman"/>
+          <w:i/>
+          <w:color w:val="000000"/>
+          <w:lang w:val="en-US"/>
+        </w:rPr>
+      </w:pPr>
+      <w:r>
+        <w:rPr>
+          <w:rFonts w:hint="default" w:ascii="Times New Roman" w:hAnsi="Times New Roman" w:eastAsia="inter" w:cs="Times New Roman"/>
+          <w:i/>
+          <w:color w:val="000000"/>
+          <w:lang w:val="en-US"/>
+        </w:rPr>
+        <w:drawing>
+          <wp:inline distT="0" distB="0" distL="114300" distR="114300">
+            <wp:extent cx="6035040" cy="3394710"/>
+            <wp:effectExtent l="0" t="0" r="0" b="3810"/>
+            <wp:docPr id="9" name="Picture 9" descr="Screenshot 2026-03-04 153407"/>
+            <wp:cNvGraphicFramePr>
+              <a:graphicFrameLocks xmlns:a="http://schemas.openxmlformats.org/drawingml/2006/main" noChangeAspect="1"/>
+            </wp:cNvGraphicFramePr>
+            <a:graphic xmlns:a="http://schemas.openxmlformats.org/drawingml/2006/main">
+              <a:graphicData uri="http://schemas.openxmlformats.org/drawingml/2006/picture">
+                <pic:pic xmlns:pic="http://schemas.openxmlformats.org/drawingml/2006/picture">
+                  <pic:nvPicPr>
+                    <pic:cNvPr id="9" name="Picture 9" descr="Screenshot 2026-03-04 153407"/>
+                    <pic:cNvPicPr>
+                      <a:picLocks noChangeAspect="1"/>
+                    </pic:cNvPicPr>
+                  </pic:nvPicPr>
+                  <pic:blipFill>
+                    <a:blip r:embed="rId12"/>
+                    <a:stretch>
+                      <a:fillRect/>
+                    </a:stretch>
+                  </pic:blipFill>
+                  <pic:spPr>
+                    <a:xfrm>
+                      <a:off x="0" y="0"/>
+                      <a:ext cx="6035040" cy="3394710"/>
+                    </a:xfrm>
+                    <a:prstGeom prst="rect">
+                      <a:avLst/>
+                    </a:prstGeom>
+                  </pic:spPr>
+                </pic:pic>
+              </a:graphicData>
+            </a:graphic>
+          </wp:inline>
+        </w:drawing>
       </w:r>
     </w:p>
     <w:p>
@@ -11865,20 +12254,78 @@
       <w:pPr>
         <w:spacing w:after="210" w:line="360" w:lineRule="auto"/>
         <w:rPr>
-          <w:rFonts w:hint="default" w:ascii="Times New Roman" w:hAnsi="Times New Roman" w:cs="Times New Roman"/>
-        </w:rPr>
-      </w:pPr>
-      <w:r>
-        <w:rPr>
           <w:rFonts w:hint="default" w:ascii="Times New Roman" w:hAnsi="Times New Roman" w:eastAsia="inter" w:cs="Times New Roman"/>
           <w:i/>
           <w:color w:val="000000"/>
         </w:rPr>
+      </w:pPr>
+      <w:r>
+        <w:rPr>
+          <w:rFonts w:hint="default" w:ascii="Times New Roman" w:hAnsi="Times New Roman" w:eastAsia="inter" w:cs="Times New Roman"/>
+          <w:i/>
+          <w:color w:val="000000"/>
+        </w:rPr>
         <w:t>(Dán ảnh: Giao diện có header sticky và nút scroll)</w:t>
       </w:r>
     </w:p>
     <w:p>
       <w:pPr>
+        <w:spacing w:after="210" w:line="360" w:lineRule="auto"/>
+        <w:rPr>
+          <w:rFonts w:hint="default" w:ascii="Times New Roman" w:hAnsi="Times New Roman" w:eastAsia="inter" w:cs="Times New Roman"/>
+          <w:i/>
+          <w:color w:val="000000"/>
+          <w:lang w:val="en-US"/>
+        </w:rPr>
+      </w:pPr>
+      <w:r>
+        <w:rPr>
+          <w:rFonts w:hint="default" w:ascii="Times New Roman" w:hAnsi="Times New Roman" w:eastAsia="inter" w:cs="Times New Roman"/>
+          <w:i/>
+          <w:color w:val="000000"/>
+          <w:lang w:val="en-US"/>
+        </w:rPr>
+        <w:drawing>
+          <wp:inline distT="0" distB="0" distL="114300" distR="114300">
+            <wp:extent cx="6035040" cy="3394710"/>
+            <wp:effectExtent l="0" t="0" r="0" b="3810"/>
+            <wp:docPr id="10" name="Picture 10" descr="Screenshot 2026-03-04 153652"/>
+            <wp:cNvGraphicFramePr>
+              <a:graphicFrameLocks xmlns:a="http://schemas.openxmlformats.org/drawingml/2006/main" noChangeAspect="1"/>
+            </wp:cNvGraphicFramePr>
+            <a:graphic xmlns:a="http://schemas.openxmlformats.org/drawingml/2006/main">
+              <a:graphicData uri="http://schemas.openxmlformats.org/drawingml/2006/picture">
+                <pic:pic xmlns:pic="http://schemas.openxmlformats.org/drawingml/2006/picture">
+                  <pic:nvPicPr>
+                    <pic:cNvPr id="10" name="Picture 10" descr="Screenshot 2026-03-04 153652"/>
+                    <pic:cNvPicPr>
+                      <a:picLocks noChangeAspect="1"/>
+                    </pic:cNvPicPr>
+                  </pic:nvPicPr>
+                  <pic:blipFill>
+                    <a:blip r:embed="rId13"/>
+                    <a:stretch>
+                      <a:fillRect/>
+                    </a:stretch>
+                  </pic:blipFill>
+                  <pic:spPr>
+                    <a:xfrm>
+                      <a:off x="0" y="0"/>
+                      <a:ext cx="6035040" cy="3394710"/>
+                    </a:xfrm>
+                    <a:prstGeom prst="rect">
+                      <a:avLst/>
+                    </a:prstGeom>
+                  </pic:spPr>
+                </pic:pic>
+              </a:graphicData>
+            </a:graphic>
+          </wp:inline>
+        </w:drawing>
+      </w:r>
+    </w:p>
+    <w:p>
+      <w:pPr>
         <w:rPr>
           <w:rFonts w:hint="default" w:ascii="Times New Roman" w:hAnsi="Times New Roman" w:cs="Times New Roman"/>
         </w:rPr>
@@ -11889,6 +12336,8 @@
         </w:rPr>
         <w:br w:type="page"/>
       </w:r>
+      <w:bookmarkStart w:id="56" w:name="_GoBack"/>
+      <w:bookmarkEnd w:id="56"/>
     </w:p>
     <w:p>
       <w:pPr>
@@ -15524,14 +15973,14 @@
     <w:lsdException w:uiPriority="99" w:name="HTML Acronym"/>
     <w:lsdException w:uiPriority="99" w:name="HTML Address"/>
     <w:lsdException w:uiPriority="99" w:name="HTML Cite"/>
-    <w:lsdException w:uiPriority="99" w:name="HTML Code"/>
+    <w:lsdException w:qFormat="1" w:uiPriority="99" w:name="HTML Code"/>
     <w:lsdException w:uiPriority="99" w:name="HTML Definition"/>
     <w:lsdException w:uiPriority="99" w:name="HTML Keyboard"/>
     <w:lsdException w:uiPriority="99" w:name="HTML Preformatted"/>
     <w:lsdException w:uiPriority="99" w:name="HTML Sample"/>
     <w:lsdException w:uiPriority="99" w:name="HTML Typewriter"/>
     <w:lsdException w:uiPriority="99" w:name="HTML Variable"/>
-    <w:lsdException w:uiPriority="99" w:name="Normal Table"/>
+    <w:lsdException w:qFormat="1" w:uiPriority="99" w:name="Normal Table"/>
     <w:lsdException w:uiPriority="99" w:name="annotation subject"/>
     <w:lsdException w:uiPriority="99" w:name="Table Simple 1"/>
     <w:lsdException w:uiPriority="99" w:name="Table Simple 2"/>
@@ -15702,6 +16151,7 @@
     <w:name w:val="Normal Table"/>
     <w:semiHidden/>
     <w:unhideWhenUsed/>
+    <w:qFormat/>
     <w:uiPriority w:val="99"/>
     <w:tblPr>
       <w:tblCellMar>
@@ -15717,6 +16167,7 @@
     <w:basedOn w:val="2"/>
     <w:semiHidden/>
     <w:unhideWhenUsed/>
+    <w:qFormat/>
     <w:uiPriority w:val="99"/>
     <w:rPr>
       <w:rFonts w:ascii="Courier New" w:hAnsi="Courier New" w:cs="Courier New"/>
